--- a/flow/20230914_vu_template/drafts/2024-08-u/01-ЧТ-похід_Хреста-Макавеїв.docx
+++ b/flow/20230914_vu_template/drafts/2024-08-u/01-ЧТ-похід_Хреста-Макавеїв.docx
@@ -14952,76 +14952,37 @@
       </w:r>
     </w:p>
     <w:p>
-      <w:pPr>
-        <w:spacing w:after="120"/>
-        <w:jc w:val="both"/>
-        <w:rPr>
-          <w:rFonts w:ascii="Times New Roman" w:hAnsi="Times New Roman"/>
-          <w:sz w:val="24"/>
-          <w:szCs w:val="24"/>
-          <w:lang w:val="uk-UA"/>
-        </w:rPr>
-      </w:pPr>
-      <w:r>
-        <w:rPr>
-          <w:rFonts w:ascii="Times New Roman" w:hAnsi="Times New Roman"/>
-          <w:i/>
-          <w:color w:val="FF0000"/>
-          <w:sz w:val="24"/>
-          <w:szCs w:val="24"/>
-          <w:lang w:val="uk-UA"/>
-        </w:rPr>
-        <w:t>Священник</w:t>
-      </w:r>
-      <w:r>
-        <w:rPr>
-          <w:rFonts w:ascii="Times New Roman" w:hAnsi="Times New Roman"/>
-          <w:i/>
-          <w:color w:val="FF0000"/>
-          <w:sz w:val="24"/>
-          <w:szCs w:val="24"/>
-          <w:lang w:val="uk-UA"/>
-        </w:rPr>
-        <w:t>:</w:t>
-      </w:r>
-      <w:r>
-        <w:rPr>
-          <w:rFonts w:ascii="Times New Roman" w:hAnsi="Times New Roman"/>
-          <w:color w:val="FF0000"/>
-          <w:sz w:val="24"/>
-          <w:szCs w:val="24"/>
-          <w:lang w:val="uk-UA"/>
-        </w:rPr>
-        <w:t xml:space="preserve"> </w:t>
-      </w:r>
-      <w:r>
-        <w:rPr>
-          <w:rFonts w:ascii="Times New Roman" w:hAnsi="Times New Roman"/>
-          <w:sz w:val="24"/>
-          <w:szCs w:val="24"/>
-          <w:lang w:val="uk-UA"/>
-        </w:rPr>
-        <w:t>Христос, істинний Бог наш, молитвами пречистої своєї Матері, силою чесного і животворящого Хреста, похід з древом якого пам’ять днесь звершуємо, молитвами святих, славних і всехвальних апостолів, і святого (</w:t>
-      </w:r>
-      <w:r>
-        <w:rPr>
-          <w:rFonts w:ascii="Times New Roman" w:hAnsi="Times New Roman"/>
-          <w:i/>
-          <w:color w:val="FF0000"/>
-          <w:sz w:val="24"/>
-          <w:szCs w:val="24"/>
-          <w:lang w:val="uk-UA"/>
-        </w:rPr>
-        <w:t>ім'я, якого є храм</w:t>
-      </w:r>
-      <w:r>
-        <w:rPr>
-          <w:rFonts w:ascii="Times New Roman" w:hAnsi="Times New Roman"/>
-          <w:sz w:val="24"/>
-          <w:szCs w:val="24"/>
-          <w:lang w:val="uk-UA"/>
-        </w:rPr>
-        <w:t>), і святих сімох мучеників Макавеїв та їхньої матері Соломонії, і старця Єлеазара, і всіх святих, помилує і спасе нас, як благий і людинолюбний.</w:t>
+      <w:r>
+        <w:rPr>
+          <w:rFonts w:ascii="Times New Roman" w:hAnsi="Times New Roman"/>
+          <w:i/>
+          <w:color w:val="FF4400"/>
+          <w:sz w:val="24"/>
+        </w:rPr>
+        <w:t>Священик:</w:t>
+      </w:r>
+      <w:r>
+        <w:rPr>
+          <w:rFonts w:ascii="Times New Roman" w:hAnsi="Times New Roman"/>
+          <w:sz w:val="24"/>
+        </w:rPr>
+        <w:t xml:space="preserve"> Христос, істинний Бог наш - молитвами пречистої Своєї Матері, святих славних і всехвальних апостолів, святого отця нашого Миколая, архиєпископа Мир Ликійських, чудотворця, святого, </w:t>
+      </w:r>
+      <w:r>
+        <w:rPr>
+          <w:rFonts w:ascii="Times New Roman" w:hAnsi="Times New Roman"/>
+          <w:i/>
+          <w:color w:val="FF4400"/>
+          <w:sz w:val="24"/>
+        </w:rPr>
+        <w:t>якого є храм</w:t>
+      </w:r>
+      <w:r>
+        <w:rPr>
+          <w:rFonts w:ascii="Times New Roman" w:hAnsi="Times New Roman"/>
+          <w:sz w:val="24"/>
+        </w:rPr>
+        <w:t>, силою чесного і животворчого Xреста, походу з чесним Деревом якогось сьогодні пам'ять звершуємо, святих сімох мучеників Макавеїв, і матері їх Соломії, і старця Єлеазара, преподобного отця нашого Альфонса Лігуорі і всіх святих - помилує і спасе нас як благий і людинолюбний.</w:t>
       </w:r>
     </w:p>
     <w:p>
@@ -36104,76 +36065,37 @@
       </w:r>
     </w:p>
     <w:p>
-      <w:pPr>
-        <w:spacing w:after="120"/>
-        <w:jc w:val="both"/>
-        <w:rPr>
-          <w:rFonts w:ascii="Times New Roman" w:hAnsi="Times New Roman"/>
-          <w:sz w:val="24"/>
-          <w:szCs w:val="24"/>
-          <w:lang w:val="uk-UA"/>
-        </w:rPr>
-      </w:pPr>
-      <w:r>
-        <w:rPr>
-          <w:rFonts w:ascii="Times New Roman" w:hAnsi="Times New Roman"/>
-          <w:i/>
-          <w:color w:val="FF0000"/>
-          <w:sz w:val="24"/>
-          <w:szCs w:val="24"/>
-          <w:lang w:val="uk-UA"/>
-        </w:rPr>
-        <w:t>Священник</w:t>
-      </w:r>
-      <w:r>
-        <w:rPr>
-          <w:rFonts w:ascii="Times New Roman" w:hAnsi="Times New Roman"/>
-          <w:i/>
-          <w:color w:val="FF0000"/>
-          <w:sz w:val="24"/>
-          <w:szCs w:val="24"/>
-          <w:lang w:val="uk-UA"/>
-        </w:rPr>
-        <w:t>:</w:t>
-      </w:r>
-      <w:r>
-        <w:rPr>
-          <w:rFonts w:ascii="Times New Roman" w:hAnsi="Times New Roman"/>
-          <w:color w:val="FF0000"/>
-          <w:sz w:val="24"/>
-          <w:szCs w:val="24"/>
-          <w:lang w:val="uk-UA"/>
-        </w:rPr>
-        <w:t xml:space="preserve"> </w:t>
-      </w:r>
-      <w:r>
-        <w:rPr>
-          <w:rFonts w:ascii="Times New Roman" w:hAnsi="Times New Roman"/>
-          <w:sz w:val="24"/>
-          <w:szCs w:val="24"/>
-          <w:lang w:val="uk-UA"/>
-        </w:rPr>
-        <w:t>Христос, істинний Бог наш, молитвами пречистої своєї Матері, силою чесного і животворящого Хреста, похід з древом якого пам’ять днесь звершуємо, молитвами святих, славних і всехвальних апостолів, і святого (</w:t>
-      </w:r>
-      <w:r>
-        <w:rPr>
-          <w:rFonts w:ascii="Times New Roman" w:hAnsi="Times New Roman"/>
-          <w:i/>
-          <w:color w:val="FF0000"/>
-          <w:sz w:val="24"/>
-          <w:szCs w:val="24"/>
-          <w:lang w:val="uk-UA"/>
-        </w:rPr>
-        <w:t>ім'я, якого є храм</w:t>
-      </w:r>
-      <w:r>
-        <w:rPr>
-          <w:rFonts w:ascii="Times New Roman" w:hAnsi="Times New Roman"/>
-          <w:sz w:val="24"/>
-          <w:szCs w:val="24"/>
-          <w:lang w:val="uk-UA"/>
-        </w:rPr>
-        <w:t>), і святих сімох мучеників Макавеїв та їхньої матері Соломонії, і старця Єлеазара, і всіх святих, помилує і спасе нас, як благий і людинолюбний.</w:t>
+      <w:r>
+        <w:rPr>
+          <w:rFonts w:ascii="Times New Roman" w:hAnsi="Times New Roman"/>
+          <w:i/>
+          <w:color w:val="FF4400"/>
+          <w:sz w:val="24"/>
+        </w:rPr>
+        <w:t>Священик:</w:t>
+      </w:r>
+      <w:r>
+        <w:rPr>
+          <w:rFonts w:ascii="Times New Roman" w:hAnsi="Times New Roman"/>
+          <w:sz w:val="24"/>
+        </w:rPr>
+        <w:t xml:space="preserve"> Христос, істинний Бог наш - молитвами пречистої Своєї Матері, святих славних і всехвальних апостолів, святого отця нашого Миколая, архиєпископа Мир Ликійських, чудотворця, святого, </w:t>
+      </w:r>
+      <w:r>
+        <w:rPr>
+          <w:rFonts w:ascii="Times New Roman" w:hAnsi="Times New Roman"/>
+          <w:i/>
+          <w:color w:val="FF4400"/>
+          <w:sz w:val="24"/>
+        </w:rPr>
+        <w:t>якого є храм</w:t>
+      </w:r>
+      <w:r>
+        <w:rPr>
+          <w:rFonts w:ascii="Times New Roman" w:hAnsi="Times New Roman"/>
+          <w:sz w:val="24"/>
+        </w:rPr>
+        <w:t>, силою чесного і животворчого Xреста, походу з чесним Деревом якогось сьогодні пам'ять звершуємо, святих сімох мучеників Макавеїв, і матері їх Соломії, і старця Єлеазара, преподобного отця нашого Альфонса Лігуорі і всіх святих - помилує і спасе нас як благий і людинолюбний.</w:t>
       </w:r>
     </w:p>
     <w:p>
